--- a/docs/guides/CheckPoint_Threat_Prevention_Guide.docx
+++ b/docs/guides/CheckPoint_Threat_Prevention_Guide.docx
@@ -7,17 +7,61 @@
         <w:pStyle w:val="Heading1"/>
       </w:pPr>
       <w:r>
-        <w:t>Threat Prevention Agent Guide</w:t>
+        <w:t>Threat Prevention Agent: Node-by-Node Deep Dive</w:t>
       </w:r>
     </w:p>
     <w:p>
       <w:r>
-        <w:t>This guide details the **Threat Prevention Agent** workflow, designed to autonomously manage and monitor threat prevention policies using Check Point's Management API.</w:t>
+        <w:t xml:space="preserve">This guide takes one seeded agent apart: the n8n workflow </w:t>
+      </w:r>
+      <w:r>
+        <w:rPr>
+          <w:b/>
+        </w:rPr>
+        <w:t>Threat Prevention Agent (Direct)</w:t>
+      </w:r>
+      <w:r>
+        <w:t xml:space="preserve"> and its</w:t>
       </w:r>
     </w:p>
     <w:p>
       <w:r>
-        <w:t>![Full Workflow Canvas](../assets/threat-prevention/full_workflow_canvas.png)</w:t>
+        <w:t xml:space="preserve">twin </w:t>
+      </w:r>
+      <w:r>
+        <w:rPr>
+          <w:b/>
+        </w:rPr>
+        <w:t>Threat Prevention Agent (MCP Gateway)</w:t>
+      </w:r>
+      <w:r>
+        <w:t>. Every per-product agent in the lab follows the same</w:t>
+      </w:r>
+    </w:p>
+    <w:p>
+      <w:r>
+        <w:t>pattern. Only the agent name, the system prompt, and the MCP node differ.</w:t>
+      </w:r>
+    </w:p>
+    <w:p>
+      <w:r>
+        <w:t>To set up and use the agents, start with the</w:t>
+      </w:r>
+    </w:p>
+    <w:p>
+      <w:r>
+        <w:t>Threat Prevention agents guide</w:t>
+      </w:r>
+      <w:r>
+        <w:t xml:space="preserve"> (Threat_Prevention_MCP_Agent_Guide.md)</w:t>
+      </w:r>
+      <w:r>
+        <w:t>. Come back here to see how they</w:t>
+      </w:r>
+    </w:p>
+    <w:p>
+      <w:r>
+        <w:t>work inside.</w:t>
       </w:r>
     </w:p>
     <w:p>
@@ -25,12 +69,144 @@
         <w:pStyle w:val="Heading2"/>
       </w:pPr>
       <w:r>
-        <w:t>Overview</w:t>
+        <w:t>The workflow at a glance</w:t>
       </w:r>
     </w:p>
     <w:p>
-      <w:r>
-        <w:t>The **Threat Prevention Agent** is an intelligent automation workflow that interacts with the Check Point Management Server. It utilizes an LLM (Large Language Model) to interpret user requests and execute complex security operations, such as:</w:t>
+      <w:pPr>
+        <w:pStyle w:val="NoSpacing"/>
+      </w:pPr>
+      <w:r>
+        <w:rPr>
+          <w:rFonts w:ascii="Courier New" w:hAnsi="Courier New"/>
+          <w:sz w:val="20"/>
+        </w:rPr>
+        <w:t>When chat message received --&gt; Normalize input --&gt; Threat Prevention Agent --&gt; (answer)</w:t>
+      </w:r>
+    </w:p>
+    <w:p>
+      <w:pPr>
+        <w:pStyle w:val="NoSpacing"/>
+      </w:pPr>
+      <w:r>
+        <w:rPr>
+          <w:rFonts w:ascii="Courier New" w:hAnsi="Courier New"/>
+          <w:sz w:val="20"/>
+        </w:rPr>
+        <w:t xml:space="preserve">                                                        |   on error --&gt; Friendly error --&gt; (explanation)</w:t>
+      </w:r>
+    </w:p>
+    <w:p>
+      <w:pPr>
+        <w:pStyle w:val="NoSpacing"/>
+      </w:pPr>
+      <w:r>
+        <w:rPr>
+          <w:rFonts w:ascii="Courier New" w:hAnsi="Courier New"/>
+          <w:sz w:val="20"/>
+        </w:rPr>
+        <w:t xml:space="preserve">                                                        |</w:t>
+      </w:r>
+    </w:p>
+    <w:p>
+      <w:pPr>
+        <w:pStyle w:val="NoSpacing"/>
+      </w:pPr>
+      <w:r>
+        <w:rPr>
+          <w:rFonts w:ascii="Courier New" w:hAnsi="Courier New"/>
+          <w:sz w:val="20"/>
+        </w:rPr>
+        <w:t xml:space="preserve">                                                        +-- model:  OpenAI Chat Model</w:t>
+      </w:r>
+    </w:p>
+    <w:p>
+      <w:pPr>
+        <w:pStyle w:val="NoSpacing"/>
+      </w:pPr>
+      <w:r>
+        <w:rPr>
+          <w:rFonts w:ascii="Courier New" w:hAnsi="Courier New"/>
+          <w:sz w:val="20"/>
+        </w:rPr>
+        <w:t xml:space="preserve">                                                        +-- memory: Conversation Memory</w:t>
+      </w:r>
+    </w:p>
+    <w:p>
+      <w:pPr>
+        <w:pStyle w:val="NoSpacing"/>
+      </w:pPr>
+      <w:r>
+        <w:rPr>
+          <w:rFonts w:ascii="Courier New" w:hAnsi="Courier New"/>
+          <w:sz w:val="20"/>
+        </w:rPr>
+        <w:t xml:space="preserve">                                                        +-- tools:  Threat Prevention MCP   (gateway twin: MCP Gateway)</w:t>
+      </w:r>
+    </w:p>
+    <w:p>
+      <w:r>
+        <w:t xml:space="preserve">The workflow files are </w:t>
+      </w:r>
+      <w:r>
+        <w:rPr>
+          <w:rFonts w:ascii="Courier New" w:hAnsi="Courier New"/>
+        </w:rPr>
+        <w:t>n8n/backup/workflows/threat-prevention-mcp-agent.json</w:t>
+      </w:r>
+      <w:r>
+        <w:t xml:space="preserve"> (Direct) and</w:t>
+      </w:r>
+    </w:p>
+    <w:p>
+      <w:r>
+        <w:rPr>
+          <w:rFonts w:ascii="Courier New" w:hAnsi="Courier New"/>
+        </w:rPr>
+        <w:t>n8n/backup/workflows/threat-prevention-via-gateway.json</w:t>
+      </w:r>
+      <w:r>
+        <w:t xml:space="preserve"> (MCP Gateway). Two sticky notes on the</w:t>
+      </w:r>
+    </w:p>
+    <w:p>
+      <w:r>
+        <w:t xml:space="preserve">canvas, </w:t>
+      </w:r>
+      <w:r>
+        <w:rPr>
+          <w:b/>
+        </w:rPr>
+        <w:t>Banner</w:t>
+      </w:r>
+      <w:r>
+        <w:t xml:space="preserve"> and </w:t>
+      </w:r>
+      <w:r>
+        <w:rPr>
+          <w:b/>
+        </w:rPr>
+        <w:t>Guide</w:t>
+      </w:r>
+      <w:r>
+        <w:t>, repeat the starter prompts and the prerequisites.</w:t>
+      </w:r>
+    </w:p>
+    <w:p>
+      <w:pPr>
+        <w:pStyle w:val="Heading2"/>
+      </w:pPr>
+      <w:r>
+        <w:t xml:space="preserve">1. </w:t>
+      </w:r>
+      <w:r>
+        <w:rPr>
+          <w:rFonts w:ascii="Courier New" w:hAnsi="Courier New"/>
+        </w:rPr>
+        <w:t>When chat message received</w:t>
+      </w:r>
+      <w:r>
+        <w:t xml:space="preserve"> (Chat Trigger)</w:t>
       </w:r>
     </w:p>
     <w:p>
@@ -38,7 +214,22 @@
         <w:pStyle w:val="ListBullet"/>
       </w:pPr>
       <w:r>
-        <w:t xml:space="preserve">  Retrieving threat prevention profiles.</w:t>
+        <w:rPr>
+          <w:b/>
+        </w:rPr>
+        <w:t>Type:</w:t>
+      </w:r>
+      <w:r>
+        <w:t xml:space="preserve"> </w:t>
+      </w:r>
+      <w:r>
+        <w:rPr>
+          <w:rFonts w:ascii="Courier New" w:hAnsi="Courier New"/>
+        </w:rPr>
+        <w:t>@n8n/n8n-nodes-langchain.chatTrigger</w:t>
+      </w:r>
+      <w:r>
+        <w:t>, version 1.1</w:t>
       </w:r>
     </w:p>
     <w:p>
@@ -46,7 +237,68 @@
         <w:pStyle w:val="ListBullet"/>
       </w:pPr>
       <w:r>
-        <w:t xml:space="preserve">  Analyzing protection statuses.</w:t>
+        <w:rPr>
+          <w:b/>
+        </w:rPr>
+        <w:t>Public chat:</w:t>
+      </w:r>
+      <w:r>
+        <w:t xml:space="preserve"> on. The hosted chat page and the webhook ask for HTTP Basic authentication with the</w:t>
+      </w:r>
+    </w:p>
+    <w:p>
+      <w:r>
+        <w:t xml:space="preserve">credential </w:t>
+      </w:r>
+      <w:r>
+        <w:rPr>
+          <w:b/>
+        </w:rPr>
+        <w:t>Lab Agents Chat</w:t>
+      </w:r>
+      <w:r>
+        <w:t xml:space="preserve">. </w:t>
+      </w:r>
+      <w:r>
+        <w:rPr>
+          <w:rFonts w:ascii="Courier New" w:hAnsi="Courier New"/>
+        </w:rPr>
+        <w:t>n8n-import</w:t>
+      </w:r>
+      <w:r>
+        <w:t xml:space="preserve"> fills it with the lab admin email and password</w:t>
+      </w:r>
+    </w:p>
+    <w:p>
+      <w:r>
+        <w:t>(</w:t>
+      </w:r>
+      <w:r>
+        <w:rPr>
+          <w:rFonts w:ascii="Courier New" w:hAnsi="Courier New"/>
+        </w:rPr>
+        <w:t>N8N_ADMIN_EMAIL</w:t>
+      </w:r>
+      <w:r>
+        <w:t xml:space="preserve">, </w:t>
+      </w:r>
+      <w:r>
+        <w:rPr>
+          <w:rFonts w:ascii="Courier New" w:hAnsi="Courier New"/>
+        </w:rPr>
+        <w:t>N8N_ADMIN_PASSWORD</w:t>
+      </w:r>
+      <w:r>
+        <w:t xml:space="preserve">). </w:t>
+      </w:r>
+      <w:r>
+        <w:rPr>
+          <w:b/>
+        </w:rPr>
+        <w:t>Open chat</w:t>
+      </w:r>
+      <w:r>
+        <w:t xml:space="preserve"> in the editor needs no extra sign-in</w:t>
       </w:r>
     </w:p>
     <w:p>
@@ -54,7 +306,19 @@
         <w:pStyle w:val="ListBullet"/>
       </w:pPr>
       <w:r>
-        <w:t xml:space="preserve">  Managing IPS protections.</w:t>
+        <w:rPr>
+          <w:b/>
+        </w:rPr>
+        <w:t>Response mode:</w:t>
+      </w:r>
+      <w:r>
+        <w:t xml:space="preserve"> last node. The chat shows the agent's answer, or the text of </w:t>
+      </w:r>
+      <w:r>
+        <w:rPr>
+          <w:rFonts w:ascii="Courier New" w:hAnsi="Courier New"/>
+        </w:rPr>
+        <w:t>Friendly error</w:t>
       </w:r>
     </w:p>
     <w:p>
@@ -62,7 +326,38 @@
         <w:pStyle w:val="ListBullet"/>
       </w:pPr>
       <w:r>
-        <w:t xml:space="preserve">  Installing policies.</w:t>
+        <w:rPr>
+          <w:b/>
+        </w:rPr>
+        <w:t>Chat page:</w:t>
+      </w:r>
+      <w:r>
+        <w:t xml:space="preserve"> title </w:t>
+      </w:r>
+      <w:r>
+        <w:rPr>
+          <w:rFonts w:ascii="Courier New" w:hAnsi="Courier New"/>
+        </w:rPr>
+        <w:t>Threat Prevention Agent (Direct)</w:t>
+      </w:r>
+      <w:r>
+        <w:t>, subtitle</w:t>
+      </w:r>
+    </w:p>
+    <w:p>
+      <w:r>
+        <w:rPr>
+          <w:rFonts w:ascii="Courier New" w:hAnsi="Courier New"/>
+        </w:rPr>
+        <w:t>Threat Prevention profiles, protections, and exceptions, read-only.</w:t>
+      </w:r>
+      <w:r>
+        <w:t>, and a greeting with three</w:t>
+      </w:r>
+    </w:p>
+    <w:p>
+      <w:r>
+        <w:t>starter prompts</w:t>
       </w:r>
     </w:p>
     <w:p>
@@ -70,30 +365,89 @@
         <w:pStyle w:val="Heading2"/>
       </w:pPr>
       <w:r>
-        <w:t>Workflow Deep Dive</w:t>
+        <w:t xml:space="preserve">2. </w:t>
+      </w:r>
+      <w:r>
+        <w:rPr>
+          <w:rFonts w:ascii="Courier New" w:hAnsi="Courier New"/>
+        </w:rPr>
+        <w:t>Normalize input</w:t>
+      </w:r>
+      <w:r>
+        <w:t xml:space="preserve"> (Edit Fields)</w:t>
       </w:r>
     </w:p>
     <w:p>
       <w:r>
-        <w:t>This section breaks down the workflow into its core components, explaining the purpose, configuration, and data flow of each node.</w:t>
+        <w:t>Sets two fields so the agent works the same from the chat page and from a webhook call:</w:t>
+      </w:r>
+    </w:p>
+    <w:p>
+      <w:r>
+        <w:t>| Field | Value |</w:t>
+      </w:r>
+    </w:p>
+    <w:p>
+      <w:r>
+        <w:t xml:space="preserve">| </w:t>
+      </w:r>
+      <w:r>
+        <w:rPr>
+          <w:rFonts w:ascii="Courier New" w:hAnsi="Courier New"/>
+        </w:rPr>
+        <w:t>chatInput</w:t>
+      </w:r>
+      <w:r>
+        <w:t xml:space="preserve"> | </w:t>
+      </w:r>
+      <w:r>
+        <w:rPr>
+          <w:rFonts w:ascii="Courier New" w:hAnsi="Courier New"/>
+        </w:rPr>
+        <w:t>{{ $json?.chatInput \|\| $json.body.chatInput }}</w:t>
+      </w:r>
+      <w:r>
+        <w:t xml:space="preserve"> |</w:t>
+      </w:r>
+    </w:p>
+    <w:p>
+      <w:r>
+        <w:t xml:space="preserve">| </w:t>
+      </w:r>
+      <w:r>
+        <w:rPr>
+          <w:rFonts w:ascii="Courier New" w:hAnsi="Courier New"/>
+        </w:rPr>
+        <w:t>sessionId</w:t>
+      </w:r>
+      <w:r>
+        <w:t xml:space="preserve"> | </w:t>
+      </w:r>
+      <w:r>
+        <w:rPr>
+          <w:rFonts w:ascii="Courier New" w:hAnsi="Courier New"/>
+        </w:rPr>
+        <w:t>{{ $json?.sessionId \|\| $json.body.sessionId }}</w:t>
+      </w:r>
+      <w:r>
+        <w:t xml:space="preserve"> |</w:t>
       </w:r>
     </w:p>
     <w:p>
       <w:pPr>
-        <w:pStyle w:val="Heading3"/>
+        <w:pStyle w:val="Heading2"/>
       </w:pPr>
       <w:r>
-        <w:t>1. Input Trigger: Chat Interface</w:t>
-      </w:r>
-    </w:p>
-    <w:p>
-      <w:r>
-        <w:t>**Node Name**: `When chat message received`</w:t>
-      </w:r>
-    </w:p>
-    <w:p>
-      <w:r>
-        <w:t>![Chat Trigger Config](../assets/threat-prevention/nodes/chat_trigger_config.png)</w:t>
+        <w:t xml:space="preserve">3. </w:t>
+      </w:r>
+      <w:r>
+        <w:rPr>
+          <w:rFonts w:ascii="Courier New" w:hAnsi="Courier New"/>
+        </w:rPr>
+        <w:t>Threat Prevention Agent</w:t>
+      </w:r>
+      <w:r>
+        <w:t xml:space="preserve"> (AI Agent)</w:t>
       </w:r>
     </w:p>
     <w:p>
@@ -101,7 +455,22 @@
         <w:pStyle w:val="ListBullet"/>
       </w:pPr>
       <w:r>
-        <w:t xml:space="preserve">  **Type**: `@n8n/n8n-nodes-langchain.chatTrigger`</w:t>
+        <w:rPr>
+          <w:b/>
+        </w:rPr>
+        <w:t>Type:</w:t>
+      </w:r>
+      <w:r>
+        <w:t xml:space="preserve"> </w:t>
+      </w:r>
+      <w:r>
+        <w:rPr>
+          <w:rFonts w:ascii="Courier New" w:hAnsi="Courier New"/>
+        </w:rPr>
+        <w:t>@n8n/n8n-nodes-langchain.agent</w:t>
+      </w:r>
+      <w:r>
+        <w:t>, version 3.1</w:t>
       </w:r>
     </w:p>
     <w:p>
@@ -109,7 +478,19 @@
         <w:pStyle w:val="ListBullet"/>
       </w:pPr>
       <w:r>
-        <w:t xml:space="preserve">  **Purpose**: Initiates the workflow when a user sends a message via the chat interface.</w:t>
+        <w:rPr>
+          <w:b/>
+        </w:rPr>
+        <w:t>Source for prompt:</w:t>
+      </w:r>
+      <w:r>
+        <w:t xml:space="preserve"> defined below, with the text </w:t>
+      </w:r>
+      <w:r>
+        <w:rPr>
+          <w:rFonts w:ascii="Courier New" w:hAnsi="Courier New"/>
+        </w:rPr>
+        <w:t>{{ $json.chatInput }}</w:t>
       </w:r>
     </w:p>
     <w:p>
@@ -117,7 +498,27 @@
         <w:pStyle w:val="ListBullet"/>
       </w:pPr>
       <w:r>
-        <w:t xml:space="preserve">  **Configuration**:</w:t>
+        <w:rPr>
+          <w:b/>
+        </w:rPr>
+        <w:t>On error:</w:t>
+      </w:r>
+      <w:r>
+        <w:t xml:space="preserve"> continues on the error output, which leads to </w:t>
+      </w:r>
+      <w:r>
+        <w:rPr>
+          <w:rFonts w:ascii="Courier New" w:hAnsi="Courier New"/>
+        </w:rPr>
+        <w:t>Friendly error</w:t>
+      </w:r>
+      <w:r>
+        <w:t>. A failed tool or model</w:t>
+      </w:r>
+    </w:p>
+    <w:p>
+      <w:r>
+        <w:t>call gives a plain explanation instead of an HTTP 500</w:t>
       </w:r>
     </w:p>
     <w:p>
@@ -125,7 +526,13 @@
         <w:pStyle w:val="ListBullet"/>
       </w:pPr>
       <w:r>
-        <w:t xml:space="preserve">  **Mode**: `Webhook` (for external chat UIs) or `n8n Chat` (for testing).</w:t>
+        <w:rPr>
+          <w:b/>
+        </w:rPr>
+        <w:t>System message</w:t>
+      </w:r>
+      <w:r>
+        <w:t>, in sections:</w:t>
       </w:r>
     </w:p>
     <w:p>
@@ -133,30 +540,38 @@
         <w:pStyle w:val="ListBullet"/>
       </w:pPr>
       <w:r>
-        <w:t xml:space="preserve">  **Public**: Enabled to allow external access.</w:t>
+        <w:rPr>
+          <w:i/>
+        </w:rPr>
+        <w:t>What you can do:</w:t>
+      </w:r>
+      <w:r>
+        <w:t xml:space="preserve"> call </w:t>
+      </w:r>
+      <w:r>
+        <w:rPr>
+          <w:rFonts w:ascii="Courier New" w:hAnsi="Courier New"/>
+        </w:rPr>
+        <w:t>threat-prevention__init</w:t>
+      </w:r>
+      <w:r>
+        <w:t xml:space="preserve"> once per conversation to sign in to the</w:t>
       </w:r>
     </w:p>
     <w:p>
       <w:r>
-        <w:t>---</w:t>
+        <w:t>Management Server; read layers, rules, exceptions, profiles, IPS protections, indicators, and IOC</w:t>
       </w:r>
     </w:p>
     <w:p>
-      <w:pPr>
-        <w:pStyle w:val="Heading3"/>
-      </w:pPr>
-      <w:r>
-        <w:t>2. The Brain: AI Agent</w:t>
-      </w:r>
-    </w:p>
-    <w:p>
-      <w:r>
-        <w:t>**Node Name**: `Threat Prevention Agent`</w:t>
-      </w:r>
-    </w:p>
-    <w:p>
-      <w:r>
-        <w:t>![AI Agent Config](../assets/threat-prevention/nodes/ai_agent_config.png)</w:t>
+      <w:r>
+        <w:t xml:space="preserve">feeds; check CVE coverage with </w:t>
+      </w:r>
+      <w:r>
+        <w:rPr>
+          <w:rFonts w:ascii="Courier New" w:hAnsi="Courier New"/>
+        </w:rPr>
+        <w:t>check_cve_protection</w:t>
       </w:r>
     </w:p>
     <w:p>
@@ -164,7 +579,18 @@
         <w:pStyle w:val="ListBullet"/>
       </w:pPr>
       <w:r>
-        <w:t xml:space="preserve">  **Type**: `@n8n/n8n-nodes-langchain.agent`</w:t>
+        <w:rPr>
+          <w:i/>
+        </w:rPr>
+        <w:t>How to work:</w:t>
+      </w:r>
+      <w:r>
+        <w:t xml:space="preserve"> use only the tools exposed to it, never invent tool names, read before answering,</w:t>
+      </w:r>
+    </w:p>
+    <w:p>
+      <w:r>
+        <w:t>report a failed call in one line with the next step</w:t>
       </w:r>
     </w:p>
     <w:p>
@@ -172,7 +598,13 @@
         <w:pStyle w:val="ListBullet"/>
       </w:pPr>
       <w:r>
-        <w:t xml:space="preserve">  **Purpose**: The central intelligence that parses user intent and orchestrates tool usage.</w:t>
+        <w:rPr>
+          <w:i/>
+        </w:rPr>
+        <w:t>Read-only:</w:t>
+      </w:r>
+      <w:r>
+        <w:t xml:space="preserve"> never claim a change; draft the change for an administrator to apply in SmartConsole</w:t>
       </w:r>
     </w:p>
     <w:p>
@@ -180,7 +612,18 @@
         <w:pStyle w:val="ListBullet"/>
       </w:pPr>
       <w:r>
-        <w:t xml:space="preserve">  **Configuration**:</w:t>
+        <w:rPr>
+          <w:i/>
+        </w:rPr>
+        <w:t>Gateway</w:t>
+      </w:r>
+      <w:r>
+        <w:t xml:space="preserve"> (MCP Gateway twin only): the tools arrive through the lab's MCP Gateway, scoped to the</w:t>
+      </w:r>
+    </w:p>
+    <w:p>
+      <w:r>
+        <w:t>Threat Prevention server's 25 tools; for another product, name the agent to use</w:t>
       </w:r>
     </w:p>
     <w:p>
@@ -188,7 +631,32 @@
         <w:pStyle w:val="ListBullet"/>
       </w:pPr>
       <w:r>
-        <w:t xml:space="preserve">  **System Message**: "You are a Check Point security expert. Your goal is to assist users with Threat Prevention policy management..."</w:t>
+        <w:rPr>
+          <w:i/>
+        </w:rPr>
+        <w:t>Output style:</w:t>
+      </w:r>
+      <w:r>
+        <w:t xml:space="preserve"> concise Markdown, small tables, no raw JSON unless asked, at most about 15 items of</w:t>
+      </w:r>
+    </w:p>
+    <w:p>
+      <w:r>
+        <w:t>a long list with the count of the rest</w:t>
+      </w:r>
+    </w:p>
+    <w:p>
+      <w:pPr>
+        <w:pStyle w:val="Heading2"/>
+      </w:pPr>
+      <w:r>
+        <w:t xml:space="preserve">4. </w:t>
+      </w:r>
+      <w:r>
+        <w:rPr>
+          <w:rFonts w:ascii="Courier New" w:hAnsi="Courier New"/>
+        </w:rPr>
+        <w:t>OpenAI Chat Model</w:t>
       </w:r>
     </w:p>
     <w:p>
@@ -196,7 +664,22 @@
         <w:pStyle w:val="ListBullet"/>
       </w:pPr>
       <w:r>
-        <w:t xml:space="preserve">  **Tools**: Connected to `MCP Client`.</w:t>
+        <w:rPr>
+          <w:b/>
+        </w:rPr>
+        <w:t>Type:</w:t>
+      </w:r>
+      <w:r>
+        <w:t xml:space="preserve"> </w:t>
+      </w:r>
+      <w:r>
+        <w:rPr>
+          <w:rFonts w:ascii="Courier New" w:hAnsi="Courier New"/>
+        </w:rPr>
+        <w:t>@n8n/n8n-nodes-langchain.lmChatOpenAi</w:t>
+      </w:r>
+      <w:r>
+        <w:t>, version 1.2</w:t>
       </w:r>
     </w:p>
     <w:p>
@@ -204,7 +687,22 @@
         <w:pStyle w:val="ListBullet"/>
       </w:pPr>
       <w:r>
-        <w:t xml:space="preserve">  **Memory**: Connected to `Window Buffer Memory`.</w:t>
+        <w:rPr>
+          <w:b/>
+        </w:rPr>
+        <w:t>Model:</w:t>
+      </w:r>
+      <w:r>
+        <w:t xml:space="preserve"> </w:t>
+      </w:r>
+      <w:r>
+        <w:rPr>
+          <w:rFonts w:ascii="Courier New" w:hAnsi="Courier New"/>
+        </w:rPr>
+        <w:t>lab-chat</w:t>
+      </w:r>
+      <w:r>
+        <w:t>, set by ID</w:t>
       </w:r>
     </w:p>
     <w:p>
@@ -212,32 +710,145 @@
         <w:pStyle w:val="ListBullet"/>
       </w:pPr>
       <w:r>
-        <w:t xml:space="preserve">  **Input**:</w:t>
+        <w:rPr>
+          <w:b/>
+        </w:rPr>
+        <w:t>Credential:</w:t>
+      </w:r>
+      <w:r>
+        <w:t xml:space="preserve"> </w:t>
+      </w:r>
+      <w:r>
+        <w:rPr>
+          <w:b/>
+        </w:rPr>
+        <w:t>Lab Model (LiteLLM)</w:t>
+      </w:r>
+      <w:r>
+        <w:t xml:space="preserve">: base URL </w:t>
+      </w:r>
+      <w:r>
+        <w:rPr>
+          <w:rFonts w:ascii="Courier New" w:hAnsi="Courier New"/>
+        </w:rPr>
+        <w:t>http://litellm:4000/v1</w:t>
+      </w:r>
+      <w:r>
+        <w:t>, and an API key that</w:t>
       </w:r>
     </w:p>
     <w:p>
       <w:r>
-        <w:t xml:space="preserve">    ```json</w:t>
+        <w:rPr>
+          <w:rFonts w:ascii="Courier New" w:hAnsi="Courier New"/>
+        </w:rPr>
+        <w:t>n8n-import</w:t>
+      </w:r>
+      <w:r>
+        <w:t xml:space="preserve"> fills from </w:t>
+      </w:r>
+      <w:r>
+        <w:rPr>
+          <w:rFonts w:ascii="Courier New" w:hAnsi="Courier New"/>
+        </w:rPr>
+        <w:t>LITELLM_MASTER_KEY</w:t>
       </w:r>
     </w:p>
     <w:p>
       <w:r>
-        <w:t xml:space="preserve">    {</w:t>
+        <w:t xml:space="preserve">LiteLLM forwards </w:t>
+      </w:r>
+      <w:r>
+        <w:rPr>
+          <w:rFonts w:ascii="Courier New" w:hAnsi="Courier New"/>
+        </w:rPr>
+        <w:t>lab-chat</w:t>
+      </w:r>
+      <w:r>
+        <w:t xml:space="preserve"> to the provider that </w:t>
+      </w:r>
+      <w:r>
+        <w:rPr>
+          <w:rFonts w:ascii="Courier New" w:hAnsi="Courier New"/>
+        </w:rPr>
+        <w:t>.env</w:t>
+      </w:r>
+      <w:r>
+        <w:t xml:space="preserve"> selects (</w:t>
+      </w:r>
+      <w:r>
+        <w:rPr>
+          <w:rFonts w:ascii="Courier New" w:hAnsi="Courier New"/>
+        </w:rPr>
+        <w:t>LAB_MODEL_PROVIDER</w:t>
+      </w:r>
+      <w:r>
+        <w:t>). To change the</w:t>
       </w:r>
     </w:p>
     <w:p>
       <w:r>
-        <w:t xml:space="preserve">      "chatInput": "Show me all active IPS protections for Log4j"</w:t>
+        <w:t xml:space="preserve">provider, edit </w:t>
+      </w:r>
+      <w:r>
+        <w:rPr>
+          <w:rFonts w:ascii="Courier New" w:hAnsi="Courier New"/>
+        </w:rPr>
+        <w:t>.env</w:t>
+      </w:r>
+      <w:r>
+        <w:t xml:space="preserve"> and run </w:t>
+      </w:r>
+      <w:r>
+        <w:rPr>
+          <w:rFonts w:ascii="Courier New" w:hAnsi="Courier New"/>
+        </w:rPr>
+        <w:t>docker compose up -d litellm</w:t>
+      </w:r>
+      <w:r>
+        <w:t xml:space="preserve"> (with 1Password references in </w:t>
+      </w:r>
+      <w:r>
+        <w:rPr>
+          <w:rFonts w:ascii="Courier New" w:hAnsi="Courier New"/>
+        </w:rPr>
+        <w:t>.env</w:t>
+      </w:r>
+      <w:r>
+        <w:t>:</w:t>
       </w:r>
     </w:p>
     <w:p>
       <w:r>
-        <w:t xml:space="preserve">    }</w:t>
+        <w:rPr>
+          <w:rFonts w:ascii="Courier New" w:hAnsi="Courier New"/>
+        </w:rPr>
+        <w:t>op run --env-file=.env -- docker compose up -d litellm</w:t>
+      </w:r>
+      <w:r>
+        <w:t>). Do not add provider keys to n8n: no</w:t>
       </w:r>
     </w:p>
     <w:p>
       <w:r>
-        <w:t xml:space="preserve">    ```</w:t>
+        <w:t>builder holds one. LiteLLM also sends each model call to Langfuse when the Langfuse keys are set.</w:t>
+      </w:r>
+    </w:p>
+    <w:p>
+      <w:pPr>
+        <w:pStyle w:val="Heading2"/>
+      </w:pPr>
+      <w:r>
+        <w:t xml:space="preserve">5. </w:t>
+      </w:r>
+      <w:r>
+        <w:rPr>
+          <w:rFonts w:ascii="Courier New" w:hAnsi="Courier New"/>
+        </w:rPr>
+        <w:t>Conversation Memory</w:t>
+      </w:r>
+      <w:r>
+        <w:t xml:space="preserve"> (Simple Memory)</w:t>
       </w:r>
     </w:p>
     <w:p>
@@ -245,55 +856,22 @@
         <w:pStyle w:val="ListBullet"/>
       </w:pPr>
       <w:r>
-        <w:t xml:space="preserve">  **Output**:</w:t>
-      </w:r>
-    </w:p>
-    <w:p>
-      <w:r>
-        <w:t xml:space="preserve">    ```json</w:t>
-      </w:r>
-    </w:p>
-    <w:p>
-      <w:r>
-        <w:t xml:space="preserve">    {</w:t>
-      </w:r>
-    </w:p>
-    <w:p>
-      <w:r>
-        <w:t xml:space="preserve">      "output": "I found 3 active protections related to Log4j..."</w:t>
-      </w:r>
-    </w:p>
-    <w:p>
-      <w:r>
-        <w:t xml:space="preserve">    }</w:t>
-      </w:r>
-    </w:p>
-    <w:p>
-      <w:r>
-        <w:t xml:space="preserve">    ```</w:t>
-      </w:r>
-    </w:p>
-    <w:p>
-      <w:r>
-        <w:t>---</w:t>
-      </w:r>
-    </w:p>
-    <w:p>
-      <w:pPr>
-        <w:pStyle w:val="Heading3"/>
-      </w:pPr>
-      <w:r>
-        <w:t>3. The Tools: MCP Client</w:t>
-      </w:r>
-    </w:p>
-    <w:p>
-      <w:r>
-        <w:t>**Node Name**: `MCP Client`</w:t>
-      </w:r>
-    </w:p>
-    <w:p>
-      <w:r>
-        <w:t>![MCP Client Config](../assets/threat-prevention/nodes/mcp_client_config.png)</w:t>
+        <w:rPr>
+          <w:b/>
+        </w:rPr>
+        <w:t>Type:</w:t>
+      </w:r>
+      <w:r>
+        <w:t xml:space="preserve"> </w:t>
+      </w:r>
+      <w:r>
+        <w:rPr>
+          <w:rFonts w:ascii="Courier New" w:hAnsi="Courier New"/>
+        </w:rPr>
+        <w:t>@n8n/n8n-nodes-langchain.memoryBufferWindow</w:t>
+      </w:r>
+      <w:r>
+        <w:t>, version 1.3, default settings</w:t>
       </w:r>
     </w:p>
     <w:p>
@@ -301,7 +879,29 @@
         <w:pStyle w:val="ListBullet"/>
       </w:pPr>
       <w:r>
-        <w:t xml:space="preserve">  **Type**: `@n8n/n8n-nodes-langchain.mcpClientTool`</w:t>
+        <w:t>Keeps the recent turns of each chat session, so you can ask follow-up questions such as *Which of</w:t>
+      </w:r>
+    </w:p>
+    <w:p>
+      <w:r>
+        <w:t>those protections are in Detect mode?*</w:t>
+      </w:r>
+    </w:p>
+    <w:p>
+      <w:pPr>
+        <w:pStyle w:val="Heading2"/>
+      </w:pPr>
+      <w:r>
+        <w:t xml:space="preserve">6. </w:t>
+      </w:r>
+      <w:r>
+        <w:rPr>
+          <w:rFonts w:ascii="Courier New" w:hAnsi="Courier New"/>
+        </w:rPr>
+        <w:t>Threat Prevention MCP</w:t>
+      </w:r>
+      <w:r>
+        <w:t xml:space="preserve"> (MCP Client Tool)</w:t>
       </w:r>
     </w:p>
     <w:p>
@@ -309,7 +909,22 @@
         <w:pStyle w:val="ListBullet"/>
       </w:pPr>
       <w:r>
-        <w:t xml:space="preserve">  **Purpose**: Bridges the AI agent with the Check Point Management API via the Model Context Protocol.</w:t>
+        <w:rPr>
+          <w:b/>
+        </w:rPr>
+        <w:t>Type:</w:t>
+      </w:r>
+      <w:r>
+        <w:t xml:space="preserve"> </w:t>
+      </w:r>
+      <w:r>
+        <w:rPr>
+          <w:rFonts w:ascii="Courier New" w:hAnsi="Courier New"/>
+        </w:rPr>
+        <w:t>@n8n/n8n-nodes-langchain.mcpClientTool</w:t>
+      </w:r>
+      <w:r>
+        <w:t>, version 1.2</w:t>
       </w:r>
     </w:p>
     <w:p>
@@ -317,7 +932,36 @@
         <w:pStyle w:val="ListBullet"/>
       </w:pPr>
       <w:r>
-        <w:t xml:space="preserve">  **Configuration**:</w:t>
+        <w:rPr>
+          <w:b/>
+        </w:rPr>
+        <w:t>Direct agent:</w:t>
+      </w:r>
+      <w:r>
+        <w:t xml:space="preserve"> node </w:t>
+      </w:r>
+      <w:r>
+        <w:rPr>
+          <w:rFonts w:ascii="Courier New" w:hAnsi="Courier New"/>
+        </w:rPr>
+        <w:t>Threat Prevention MCP</w:t>
+      </w:r>
+      <w:r>
+        <w:t xml:space="preserve">, endpoint </w:t>
+      </w:r>
+      <w:r>
+        <w:rPr>
+          <w:rFonts w:ascii="Courier New" w:hAnsi="Courier New"/>
+        </w:rPr>
+        <w:t>http://threat-prevention-mcp:3005</w:t>
+      </w:r>
+      <w:r>
+        <w:t>, no</w:t>
+      </w:r>
+    </w:p>
+    <w:p>
+      <w:r>
+        <w:t>authentication. It binds all 25 tools of the server</w:t>
       </w:r>
     </w:p>
     <w:p>
@@ -325,7 +969,80 @@
         <w:pStyle w:val="ListBullet"/>
       </w:pPr>
       <w:r>
-        <w:t xml:space="preserve">  **Tool Name**: `threat-prevention-mcp` (or similar).</w:t>
+        <w:rPr>
+          <w:b/>
+        </w:rPr>
+        <w:t>MCP Gateway agent:</w:t>
+      </w:r>
+      <w:r>
+        <w:t xml:space="preserve"> node </w:t>
+      </w:r>
+      <w:r>
+        <w:rPr>
+          <w:rFonts w:ascii="Courier New" w:hAnsi="Courier New"/>
+        </w:rPr>
+        <w:t>MCP Gateway</w:t>
+      </w:r>
+      <w:r>
+        <w:t xml:space="preserve">, endpoint </w:t>
+      </w:r>
+      <w:r>
+        <w:rPr>
+          <w:rFonts w:ascii="Courier New" w:hAnsi="Courier New"/>
+        </w:rPr>
+        <w:t>http://mcp-gateway:8080/mcp</w:t>
+      </w:r>
+      <w:r>
+        <w:t>, authentication</w:t>
+      </w:r>
+    </w:p>
+    <w:p>
+      <w:r>
+        <w:rPr>
+          <w:b/>
+        </w:rPr>
+        <w:t>Bearer Auth</w:t>
+      </w:r>
+      <w:r>
+        <w:t xml:space="preserve"> with the credential </w:t>
+      </w:r>
+      <w:r>
+        <w:rPr>
+          <w:b/>
+        </w:rPr>
+        <w:t>MCP Gateway Bearer</w:t>
+      </w:r>
+      <w:r>
+        <w:t xml:space="preserve"> (filled from </w:t>
+      </w:r>
+      <w:r>
+        <w:rPr>
+          <w:rFonts w:ascii="Courier New" w:hAnsi="Courier New"/>
+        </w:rPr>
+        <w:t>MCP_GATEWAY_TOKEN</w:t>
+      </w:r>
+      <w:r>
+        <w:t>), and</w:t>
+      </w:r>
+    </w:p>
+    <w:p>
+      <w:r>
+        <w:rPr>
+          <w:b/>
+        </w:rPr>
+        <w:t>Tools to Include</w:t>
+      </w:r>
+      <w:r>
+        <w:t xml:space="preserve"> set to </w:t>
+      </w:r>
+      <w:r>
+        <w:rPr>
+          <w:b/>
+        </w:rPr>
+        <w:t>Selected</w:t>
+      </w:r>
+      <w:r>
+        <w:t xml:space="preserve"> with the same 25 tools</w:t>
       </w:r>
     </w:p>
     <w:p>
@@ -333,7 +1050,695 @@
         <w:pStyle w:val="ListBullet"/>
       </w:pPr>
       <w:r>
-        <w:t xml:space="preserve">  **Connection**: HTTP connection to the MCP sidecar (e.g., `http://threat-prevention-mcp:3005`).</w:t>
+        <w:rPr>
+          <w:b/>
+        </w:rPr>
+        <w:t>Tool names:</w:t>
+      </w:r>
+      <w:r>
+        <w:t xml:space="preserve"> n8n prefixes each tool with the node name, so the model sees</w:t>
+      </w:r>
+    </w:p>
+    <w:p>
+      <w:r>
+        <w:rPr>
+          <w:rFonts w:ascii="Courier New" w:hAnsi="Courier New"/>
+        </w:rPr>
+        <w:t>Threat_Prevention_MCP_check_cve_protection</w:t>
+      </w:r>
+      <w:r>
+        <w:t xml:space="preserve"> (Direct) or </w:t>
+      </w:r>
+      <w:r>
+        <w:rPr>
+          <w:rFonts w:ascii="Courier New" w:hAnsi="Courier New"/>
+        </w:rPr>
+        <w:t>MCP_Gateway_check_cve_protection</w:t>
+      </w:r>
+      <w:r>
+        <w:t xml:space="preserve"> (MCP</w:t>
+      </w:r>
+    </w:p>
+    <w:p>
+      <w:r>
+        <w:t xml:space="preserve">Gateway). The tool list is in the </w:t>
+      </w:r>
+      <w:r>
+        <w:t>Threat Prevention agents guide</w:t>
+      </w:r>
+      <w:r>
+        <w:t xml:space="preserve"> (Threat_Prevention_MCP_Agent_Guide.md#tools-25)</w:t>
+      </w:r>
+    </w:p>
+    <w:p>
+      <w:pPr>
+        <w:pStyle w:val="Heading2"/>
+      </w:pPr>
+      <w:r>
+        <w:t xml:space="preserve">7. </w:t>
+      </w:r>
+      <w:r>
+        <w:rPr>
+          <w:rFonts w:ascii="Courier New" w:hAnsi="Courier New"/>
+        </w:rPr>
+        <w:t>Friendly error</w:t>
+      </w:r>
+      <w:r>
+        <w:t xml:space="preserve"> (Code)</w:t>
+      </w:r>
+    </w:p>
+    <w:p>
+      <w:r>
+        <w:t>Runs once for each failed item. It reads the error message and adds the likely cause and fix:</w:t>
+      </w:r>
+    </w:p>
+    <w:p>
+      <w:r>
+        <w:t>| The error comes from | The explanation says |</w:t>
+      </w:r>
+    </w:p>
+    <w:p>
+      <w:r>
+        <w:t xml:space="preserve">| The MCP node (Direct) | The Threat Prevention MCP server is not reachable: </w:t>
+      </w:r>
+      <w:r>
+        <w:rPr>
+          <w:rFonts w:ascii="Courier New" w:hAnsi="Courier New"/>
+        </w:rPr>
+        <w:t>docker compose up -d threat-prevention-mcp</w:t>
+      </w:r>
+      <w:r>
+        <w:t xml:space="preserve"> |</w:t>
+      </w:r>
+    </w:p>
+    <w:p>
+      <w:r>
+        <w:t xml:space="preserve">| The MCP node (MCP Gateway) | Check that </w:t>
+      </w:r>
+      <w:r>
+        <w:rPr>
+          <w:rFonts w:ascii="Courier New" w:hAnsi="Courier New"/>
+        </w:rPr>
+        <w:t>mcp-gateway</w:t>
+      </w:r>
+      <w:r>
+        <w:t xml:space="preserve"> runs (</w:t>
+      </w:r>
+      <w:r>
+        <w:rPr>
+          <w:rFonts w:ascii="Courier New" w:hAnsi="Courier New"/>
+        </w:rPr>
+        <w:t>docker compose ps mcp-gateway</w:t>
+      </w:r>
+      <w:r>
+        <w:t xml:space="preserve">); </w:t>
+      </w:r>
+      <w:r>
+        <w:rPr>
+          <w:rFonts w:ascii="Courier New" w:hAnsi="Courier New"/>
+        </w:rPr>
+        <w:t>MCP_GATEWAY_TOKEN</w:t>
+      </w:r>
+      <w:r>
+        <w:t xml:space="preserve"> and the </w:t>
+      </w:r>
+      <w:r>
+        <w:rPr>
+          <w:b/>
+        </w:rPr>
+        <w:t>MCP Gateway Bearer</w:t>
+      </w:r>
+      <w:r>
+        <w:t xml:space="preserve"> credential may differ: </w:t>
+      </w:r>
+      <w:r>
+        <w:rPr>
+          <w:rFonts w:ascii="Courier New" w:hAnsi="Courier New"/>
+        </w:rPr>
+        <w:t>docker compose run --rm n8n-import</w:t>
+      </w:r>
+      <w:r>
+        <w:t xml:space="preserve"> |</w:t>
+      </w:r>
+    </w:p>
+    <w:p>
+      <w:r>
+        <w:t xml:space="preserve">| The model node | The </w:t>
+      </w:r>
+      <w:r>
+        <w:rPr>
+          <w:b/>
+        </w:rPr>
+        <w:t>Lab Model (LiteLLM)</w:t>
+      </w:r>
+      <w:r>
+        <w:t xml:space="preserve"> credential may be missing: </w:t>
+      </w:r>
+      <w:r>
+        <w:rPr>
+          <w:rFonts w:ascii="Courier New" w:hAnsi="Courier New"/>
+        </w:rPr>
+        <w:t>docker compose run --rm n8n-import</w:t>
+      </w:r>
+      <w:r>
+        <w:t xml:space="preserve"> |</w:t>
+      </w:r>
+    </w:p>
+    <w:p>
+      <w:r>
+        <w:t xml:space="preserve">| A connection error or timeout | LiteLLM is not reachable: </w:t>
+      </w:r>
+      <w:r>
+        <w:rPr>
+          <w:rFonts w:ascii="Courier New" w:hAnsi="Courier New"/>
+        </w:rPr>
+        <w:t>docker compose up -d litellm</w:t>
+      </w:r>
+      <w:r>
+        <w:t xml:space="preserve"> |</w:t>
+      </w:r>
+    </w:p>
+    <w:p>
+      <w:r>
+        <w:t xml:space="preserve">| HTTP 401 or 403 | LiteLLM rejected the key: </w:t>
+      </w:r>
+      <w:r>
+        <w:rPr>
+          <w:rFonts w:ascii="Courier New" w:hAnsi="Courier New"/>
+        </w:rPr>
+        <w:t>docker compose run --rm n8n-import</w:t>
+      </w:r>
+      <w:r>
+        <w:t xml:space="preserve"> re-syncs it from </w:t>
+      </w:r>
+      <w:r>
+        <w:rPr>
+          <w:rFonts w:ascii="Courier New" w:hAnsi="Courier New"/>
+        </w:rPr>
+        <w:t>LITELLM_MASTER_KEY</w:t>
+      </w:r>
+      <w:r>
+        <w:t xml:space="preserve"> |</w:t>
+      </w:r>
+    </w:p>
+    <w:p>
+      <w:r>
+        <w:t xml:space="preserve">| HTTP 429, 5xx, model, or quota errors | LiteLLM could not serve </w:t>
+      </w:r>
+      <w:r>
+        <w:rPr>
+          <w:rFonts w:ascii="Courier New" w:hAnsi="Courier New"/>
+        </w:rPr>
+        <w:t>lab-chat</w:t>
+      </w:r>
+      <w:r>
+        <w:t xml:space="preserve">: check the provider key in </w:t>
+      </w:r>
+      <w:r>
+        <w:rPr>
+          <w:rFonts w:ascii="Courier New" w:hAnsi="Courier New"/>
+        </w:rPr>
+        <w:t>.env</w:t>
+      </w:r>
+      <w:r>
+        <w:t xml:space="preserve"> and </w:t>
+      </w:r>
+      <w:r>
+        <w:rPr>
+          <w:rFonts w:ascii="Courier New" w:hAnsi="Courier New"/>
+        </w:rPr>
+        <w:t>docker compose logs litellm</w:t>
+      </w:r>
+      <w:r>
+        <w:t xml:space="preserve"> |</w:t>
+      </w:r>
+    </w:p>
+    <w:p>
+      <w:r>
+        <w:t xml:space="preserve">Every explanation starts with </w:t>
+      </w:r>
+      <w:r>
+        <w:rPr>
+          <w:rFonts w:ascii="Courier New" w:hAnsi="Courier New"/>
+        </w:rPr>
+        <w:t>I could not complete this request.</w:t>
+      </w:r>
+      <w:r>
+        <w:t>, says that the agent only reads</w:t>
+      </w:r>
+    </w:p>
+    <w:p>
+      <w:r>
+        <w:t xml:space="preserve">(so nothing was changed), and shows the original error after </w:t>
+      </w:r>
+      <w:r>
+        <w:rPr>
+          <w:rFonts w:ascii="Courier New" w:hAnsi="Courier New"/>
+        </w:rPr>
+        <w:t>Reason:</w:t>
+      </w:r>
+      <w:r>
+        <w:t>.</w:t>
+      </w:r>
+    </w:p>
+    <w:p>
+      <w:pPr>
+        <w:pStyle w:val="Heading2"/>
+      </w:pPr>
+      <w:r>
+        <w:t>How one request flows</w:t>
+      </w:r>
+    </w:p>
+    <w:p>
+      <w:pPr>
+        <w:pStyle w:val="ListNumber"/>
+      </w:pPr>
+      <w:r>
+        <w:t xml:space="preserve">You ask: </w:t>
+      </w:r>
+      <w:r>
+        <w:rPr>
+          <w:i/>
+        </w:rPr>
+        <w:t>Is CVE-2021-44228 covered by an IPS protection?</w:t>
+      </w:r>
+    </w:p>
+    <w:p>
+      <w:pPr>
+        <w:pStyle w:val="ListNumber"/>
+      </w:pPr>
+      <w:r>
+        <w:rPr>
+          <w:rFonts w:ascii="Courier New" w:hAnsi="Courier New"/>
+        </w:rPr>
+        <w:t>Normalize input</w:t>
+      </w:r>
+      <w:r>
+        <w:t xml:space="preserve"> passes </w:t>
+      </w:r>
+      <w:r>
+        <w:rPr>
+          <w:rFonts w:ascii="Courier New" w:hAnsi="Courier New"/>
+        </w:rPr>
+        <w:t>chatInput</w:t>
+      </w:r>
+      <w:r>
+        <w:t xml:space="preserve"> and </w:t>
+      </w:r>
+      <w:r>
+        <w:rPr>
+          <w:rFonts w:ascii="Courier New" w:hAnsi="Courier New"/>
+        </w:rPr>
+        <w:t>sessionId</w:t>
+      </w:r>
+      <w:r>
+        <w:t xml:space="preserve"> to the agent</w:t>
+      </w:r>
+    </w:p>
+    <w:p>
+      <w:pPr>
+        <w:pStyle w:val="ListNumber"/>
+      </w:pPr>
+      <w:r>
+        <w:t>The agent sends the system message, the conversation so far, and the 25 tool definitions to</w:t>
+      </w:r>
+    </w:p>
+    <w:p>
+      <w:r>
+        <w:rPr>
+          <w:rFonts w:ascii="Courier New" w:hAnsi="Courier New"/>
+        </w:rPr>
+        <w:t>lab-chat</w:t>
+      </w:r>
+    </w:p>
+    <w:p>
+      <w:pPr>
+        <w:pStyle w:val="ListNumber"/>
+      </w:pPr>
+      <w:r>
+        <w:t xml:space="preserve">The model calls </w:t>
+      </w:r>
+      <w:r>
+        <w:rPr>
+          <w:rFonts w:ascii="Courier New" w:hAnsi="Courier New"/>
+        </w:rPr>
+        <w:t>threat-prevention__init</w:t>
+      </w:r>
+      <w:r>
+        <w:t xml:space="preserve">, then </w:t>
+      </w:r>
+      <w:r>
+        <w:rPr>
+          <w:rFonts w:ascii="Courier New" w:hAnsi="Courier New"/>
+        </w:rPr>
+        <w:t>check_cve_protection</w:t>
+      </w:r>
+    </w:p>
+    <w:p>
+      <w:pPr>
+        <w:pStyle w:val="ListNumber"/>
+      </w:pPr>
+      <w:r>
+        <w:t xml:space="preserve">The MCP server calls the Management API on </w:t>
+      </w:r>
+      <w:r>
+        <w:rPr>
+          <w:rFonts w:ascii="Courier New" w:hAnsi="Courier New"/>
+        </w:rPr>
+        <w:t>MANAGEMENT_HOST</w:t>
+      </w:r>
+      <w:r>
+        <w:t xml:space="preserve"> and returns the result. On the gateway</w:t>
+      </w:r>
+    </w:p>
+    <w:p>
+      <w:r>
+        <w:t xml:space="preserve">path the call passes through </w:t>
+      </w:r>
+      <w:r>
+        <w:rPr>
+          <w:rFonts w:ascii="Courier New" w:hAnsi="Courier New"/>
+        </w:rPr>
+        <w:t>http://mcp-gateway:8080/mcp</w:t>
+      </w:r>
+      <w:r>
+        <w:t xml:space="preserve"> first</w:t>
+      </w:r>
+    </w:p>
+    <w:p>
+      <w:pPr>
+        <w:pStyle w:val="ListNumber"/>
+      </w:pPr>
+      <w:r>
+        <w:t xml:space="preserve">The model summarizes the result. The chat shows the answer, and the </w:t>
+      </w:r>
+      <w:r>
+        <w:rPr>
+          <w:b/>
+        </w:rPr>
+        <w:t>Executions</w:t>
+      </w:r>
+      <w:r>
+        <w:t xml:space="preserve"> tab shows every</w:t>
+      </w:r>
+    </w:p>
+    <w:p>
+      <w:r>
+        <w:t>tool call</w:t>
+      </w:r>
+    </w:p>
+    <w:p>
+      <w:pPr>
+        <w:pStyle w:val="Heading2"/>
+      </w:pPr>
+      <w:r>
+        <w:t>The same agent in Flowise and Langflow</w:t>
+      </w:r>
+    </w:p>
+    <w:p>
+      <w:r>
+        <w:t>| Role | n8n | Flowise | Langflow |</w:t>
+      </w:r>
+    </w:p>
+    <w:p>
+      <w:r>
+        <w:t xml:space="preserve">| Chat | </w:t>
+      </w:r>
+      <w:r>
+        <w:rPr>
+          <w:rFonts w:ascii="Courier New" w:hAnsi="Courier New"/>
+        </w:rPr>
+        <w:t>When chat message received</w:t>
+      </w:r>
+      <w:r>
+        <w:t xml:space="preserve"> | The chat on the canvas | </w:t>
+      </w:r>
+      <w:r>
+        <w:rPr>
+          <w:b/>
+        </w:rPr>
+        <w:t>Chat Input</w:t>
+      </w:r>
+      <w:r>
+        <w:t xml:space="preserve"> and </w:t>
+      </w:r>
+      <w:r>
+        <w:rPr>
+          <w:b/>
+        </w:rPr>
+        <w:t>Chat Output</w:t>
+      </w:r>
+      <w:r>
+        <w:t xml:space="preserve"> |</w:t>
+      </w:r>
+    </w:p>
+    <w:p>
+      <w:r>
+        <w:t xml:space="preserve">| Agent | </w:t>
+      </w:r>
+      <w:r>
+        <w:rPr>
+          <w:rFonts w:ascii="Courier New" w:hAnsi="Courier New"/>
+        </w:rPr>
+        <w:t>Threat Prevention Agent</w:t>
+      </w:r>
+      <w:r>
+        <w:t xml:space="preserve"> (AI Agent) | </w:t>
+      </w:r>
+      <w:r>
+        <w:rPr>
+          <w:b/>
+        </w:rPr>
+        <w:t>Tool Agent</w:t>
+      </w:r>
+      <w:r>
+        <w:t xml:space="preserve"> | </w:t>
+      </w:r>
+      <w:r>
+        <w:rPr>
+          <w:b/>
+        </w:rPr>
+        <w:t>Agent</w:t>
+      </w:r>
+      <w:r>
+        <w:t xml:space="preserve"> |</w:t>
+      </w:r>
+    </w:p>
+    <w:p>
+      <w:r>
+        <w:t xml:space="preserve">| Model | </w:t>
+      </w:r>
+      <w:r>
+        <w:rPr>
+          <w:rFonts w:ascii="Courier New" w:hAnsi="Courier New"/>
+        </w:rPr>
+        <w:t>OpenAI Chat Model</w:t>
+      </w:r>
+      <w:r>
+        <w:t xml:space="preserve">, credential </w:t>
+      </w:r>
+      <w:r>
+        <w:rPr>
+          <w:b/>
+        </w:rPr>
+        <w:t>Lab Model (LiteLLM)</w:t>
+      </w:r>
+      <w:r>
+        <w:t xml:space="preserve"> | </w:t>
+      </w:r>
+      <w:r>
+        <w:rPr>
+          <w:b/>
+        </w:rPr>
+        <w:t>OpenAI</w:t>
+      </w:r>
+      <w:r>
+        <w:t xml:space="preserve"> chat model node, credential </w:t>
+      </w:r>
+      <w:r>
+        <w:rPr>
+          <w:b/>
+        </w:rPr>
+        <w:t>Lab Model (LiteLLM)</w:t>
+      </w:r>
+      <w:r>
+        <w:t xml:space="preserve">, Base Path </w:t>
+      </w:r>
+      <w:r>
+        <w:rPr>
+          <w:rFonts w:ascii="Courier New" w:hAnsi="Courier New"/>
+        </w:rPr>
+        <w:t>http://litellm:4000/v1</w:t>
+      </w:r>
+      <w:r>
+        <w:t xml:space="preserve"> | </w:t>
+      </w:r>
+      <w:r>
+        <w:rPr>
+          <w:b/>
+        </w:rPr>
+        <w:t>OpenAI</w:t>
+      </w:r>
+      <w:r>
+        <w:t xml:space="preserve">, OpenAI API Base </w:t>
+      </w:r>
+      <w:r>
+        <w:rPr>
+          <w:rFonts w:ascii="Courier New" w:hAnsi="Courier New"/>
+        </w:rPr>
+        <w:t>http://litellm:4000/v1</w:t>
+      </w:r>
+      <w:r>
+        <w:t xml:space="preserve">, API key from the global variable </w:t>
+      </w:r>
+      <w:r>
+        <w:rPr>
+          <w:rFonts w:ascii="Courier New" w:hAnsi="Courier New"/>
+        </w:rPr>
+        <w:t>LITELLM_MASTER_KEY</w:t>
+      </w:r>
+      <w:r>
+        <w:t xml:space="preserve"> |</w:t>
+      </w:r>
+    </w:p>
+    <w:p>
+      <w:r>
+        <w:t xml:space="preserve">| Memory | </w:t>
+      </w:r>
+      <w:r>
+        <w:rPr>
+          <w:rFonts w:ascii="Courier New" w:hAnsi="Courier New"/>
+        </w:rPr>
+        <w:t>Conversation Memory</w:t>
+      </w:r>
+      <w:r>
+        <w:t xml:space="preserve"> | </w:t>
+      </w:r>
+      <w:r>
+        <w:rPr>
+          <w:b/>
+        </w:rPr>
+        <w:t>Buffer Memory</w:t>
+      </w:r>
+      <w:r>
+        <w:t xml:space="preserve"> | The chat history Langflow stores per session |</w:t>
+      </w:r>
+    </w:p>
+    <w:p>
+      <w:r>
+        <w:t xml:space="preserve">| Tools | </w:t>
+      </w:r>
+      <w:r>
+        <w:rPr>
+          <w:rFonts w:ascii="Courier New" w:hAnsi="Courier New"/>
+        </w:rPr>
+        <w:t>Threat Prevention MCP</w:t>
+      </w:r>
+      <w:r>
+        <w:t xml:space="preserve"> or </w:t>
+      </w:r>
+      <w:r>
+        <w:rPr>
+          <w:rFonts w:ascii="Courier New" w:hAnsi="Courier New"/>
+        </w:rPr>
+        <w:t>MCP Gateway</w:t>
+      </w:r>
+      <w:r>
+        <w:t xml:space="preserve"> | </w:t>
+      </w:r>
+      <w:r>
+        <w:rPr>
+          <w:b/>
+        </w:rPr>
+        <w:t>Custom MCP</w:t>
+      </w:r>
+      <w:r>
+        <w:t xml:space="preserve">, </w:t>
+      </w:r>
+      <w:r>
+        <w:rPr>
+          <w:b/>
+        </w:rPr>
+        <w:t>Available Actions</w:t>
+      </w:r>
+      <w:r>
+        <w:t xml:space="preserve"> | </w:t>
+      </w:r>
+      <w:r>
+        <w:rPr>
+          <w:b/>
+        </w:rPr>
+        <w:t>MCP Tools</w:t>
+      </w:r>
+      <w:r>
+        <w:t xml:space="preserve">, </w:t>
+      </w:r>
+      <w:r>
+        <w:rPr>
+          <w:b/>
+        </w:rPr>
+        <w:t>Actions</w:t>
+      </w:r>
+      <w:r>
+        <w:t xml:space="preserve"> |</w:t>
+      </w:r>
+    </w:p>
+    <w:p>
+      <w:r>
+        <w:t xml:space="preserve">| Files | </w:t>
+      </w:r>
+      <w:r>
+        <w:rPr>
+          <w:rFonts w:ascii="Courier New" w:hAnsi="Courier New"/>
+        </w:rPr>
+        <w:t>n8n/backup/workflows/threat-prevention-*.json</w:t>
+      </w:r>
+      <w:r>
+        <w:t xml:space="preserve"> | </w:t>
+      </w:r>
+      <w:r>
+        <w:rPr>
+          <w:rFonts w:ascii="Courier New" w:hAnsi="Courier New"/>
+        </w:rPr>
+        <w:t>integrations/flowise/threat-prevention.flowdata.json</w:t>
+      </w:r>
+      <w:r>
+        <w:t xml:space="preserve">, </w:t>
+      </w:r>
+      <w:r>
+        <w:rPr>
+          <w:rFonts w:ascii="Courier New" w:hAnsi="Courier New"/>
+        </w:rPr>
+        <w:t>direct-threat-prevention.flowdata.json</w:t>
+      </w:r>
+      <w:r>
+        <w:t xml:space="preserve"> | </w:t>
+      </w:r>
+      <w:r>
+        <w:rPr>
+          <w:rFonts w:ascii="Courier New" w:hAnsi="Courier New"/>
+        </w:rPr>
+        <w:t>integrations/langflow/threat-prevention.flow.json</w:t>
+      </w:r>
+      <w:r>
+        <w:t xml:space="preserve">, </w:t>
+      </w:r>
+      <w:r>
+        <w:rPr>
+          <w:rFonts w:ascii="Courier New" w:hAnsi="Courier New"/>
+        </w:rPr>
+        <w:t>direct-threat-prevention.flow.json</w:t>
+      </w:r>
+      <w:r>
+        <w:t xml:space="preserve"> |</w:t>
+      </w:r>
+    </w:p>
+    <w:p>
+      <w:pPr>
+        <w:pStyle w:val="Heading2"/>
+      </w:pPr>
+      <w:r>
+        <w:t>Good practice</w:t>
       </w:r>
     </w:p>
     <w:p>
@@ -341,7 +1746,24 @@
         <w:pStyle w:val="ListBullet"/>
       </w:pPr>
       <w:r>
-        <w:t xml:space="preserve">  **Available Tools**:</w:t>
+        <w:rPr>
+          <w:b/>
+        </w:rPr>
+        <w:t>Be specific.</w:t>
+      </w:r>
+      <w:r>
+        <w:t xml:space="preserve"> *Show the High severity protections that are in Detect mode in the Optimized</w:t>
+      </w:r>
+    </w:p>
+    <w:p>
+      <w:r>
+        <w:t xml:space="preserve">profile* gets a better answer than </w:t>
+      </w:r>
+      <w:r>
+        <w:rPr>
+          <w:i/>
+        </w:rPr>
+        <w:t>show protections</w:t>
       </w:r>
     </w:p>
     <w:p>
@@ -349,7 +1771,18 @@
         <w:pStyle w:val="ListBullet"/>
       </w:pPr>
       <w:r>
-        <w:t xml:space="preserve">  `show-protections`: Filters and lists IPS protections.</w:t>
+        <w:rPr>
+          <w:b/>
+        </w:rPr>
+        <w:t>Changes stay with an administrator.</w:t>
+      </w:r>
+      <w:r>
+        <w:t xml:space="preserve"> The agent drafts the change. An administrator applies it in</w:t>
+      </w:r>
+    </w:p>
+    <w:p>
+      <w:r>
+        <w:t>SmartConsole and installs the policy</w:t>
       </w:r>
     </w:p>
     <w:p>
@@ -357,7 +1790,27 @@
         <w:pStyle w:val="ListBullet"/>
       </w:pPr>
       <w:r>
-        <w:t xml:space="preserve">  `show-profiles`: Lists threat profiles.</w:t>
+        <w:rPr>
+          <w:b/>
+        </w:rPr>
+        <w:t>Use the memory.</w:t>
+      </w:r>
+      <w:r>
+        <w:t xml:space="preserve"> After a list of profiles, ask </w:t>
+      </w:r>
+      <w:r>
+        <w:rPr>
+          <w:i/>
+        </w:rPr>
+        <w:t>compare the first two</w:t>
+      </w:r>
+      <w:r>
+        <w:t xml:space="preserve"> without repeating the</w:t>
+      </w:r>
+    </w:p>
+    <w:p>
+      <w:r>
+        <w:t>question</w:t>
       </w:r>
     </w:p>
     <w:p>
@@ -365,30 +1818,27 @@
         <w:pStyle w:val="ListBullet"/>
       </w:pPr>
       <w:r>
-        <w:t xml:space="preserve">  `install-policy`: Triggers policy installation on gateways.</w:t>
+        <w:rPr>
+          <w:b/>
+        </w:rPr>
+        <w:t>Duplicate before you edit.</w:t>
+      </w:r>
+      <w:r>
+        <w:t xml:space="preserve"> </w:t>
+      </w:r>
+      <w:r>
+        <w:rPr>
+          <w:rFonts w:ascii="Courier New" w:hAnsi="Courier New"/>
+        </w:rPr>
+        <w:t>n8n-import</w:t>
+      </w:r>
+      <w:r>
+        <w:t xml:space="preserve"> keeps a workflow you changed, but a duplicate is the safe</w:t>
       </w:r>
     </w:p>
     <w:p>
       <w:r>
-        <w:t>---</w:t>
-      </w:r>
-    </w:p>
-    <w:p>
-      <w:pPr>
-        <w:pStyle w:val="Heading3"/>
-      </w:pPr>
-      <w:r>
-        <w:t>4. Memory Management</w:t>
-      </w:r>
-    </w:p>
-    <w:p>
-      <w:r>
-        <w:t>**Node Name**: `Window Buffer Memory`</w:t>
-      </w:r>
-    </w:p>
-    <w:p>
-      <w:r>
-        <w:t>![Memory Config](../assets/threat-prevention/nodes/memory_config.png)</w:t>
+        <w:t>way to keep your own variant next to the seeded one</w:t>
       </w:r>
     </w:p>
     <w:p>
@@ -396,119 +1846,18 @@
         <w:pStyle w:val="ListBullet"/>
       </w:pPr>
       <w:r>
-        <w:t xml:space="preserve">  **Type**: `@n8n/n8n-nodes-langchain.memoryBufferWindow`</w:t>
+        <w:rPr>
+          <w:b/>
+        </w:rPr>
+        <w:t>Keep the tool scope small.</w:t>
+      </w:r>
+      <w:r>
+        <w:t xml:space="preserve"> When you build your own agent on the gateway, select only the tools it</w:t>
       </w:r>
     </w:p>
     <w:p>
-      <w:pPr>
-        <w:pStyle w:val="ListBullet"/>
-      </w:pPr>
-      <w:r>
-        <w:t xml:space="preserve">  **Purpose**: Stores the conversation history to allow for context-aware follow-up questions.</w:t>
-      </w:r>
-    </w:p>
-    <w:p>
-      <w:pPr>
-        <w:pStyle w:val="ListBullet"/>
-      </w:pPr>
-      <w:r>
-        <w:t xml:space="preserve">  **Configuration**:</w:t>
-      </w:r>
-    </w:p>
-    <w:p>
-      <w:pPr>
-        <w:pStyle w:val="ListBullet"/>
-      </w:pPr>
-      <w:r>
-        <w:t xml:space="preserve">  **Session ID**: Dynamic (from chat trigger).</w:t>
-      </w:r>
-    </w:p>
-    <w:p>
-      <w:pPr>
-        <w:pStyle w:val="ListBullet"/>
-      </w:pPr>
-      <w:r>
-        <w:t xml:space="preserve">  **Window Size**: `5` (remembers the last 5 interactions).</w:t>
-      </w:r>
-    </w:p>
-    <w:p>
-      <w:pPr>
-        <w:pStyle w:val="Heading2"/>
-      </w:pPr>
-      <w:r>
-        <w:t>How It Works</w:t>
-      </w:r>
-    </w:p>
-    <w:p>
-      <w:pPr>
-        <w:pStyle w:val="ListNumber"/>
-      </w:pPr>
-      <w:r>
-        <w:t xml:space="preserve"> **User Request**: You send a message like "Find all protections related to 'Log4j'".</w:t>
-      </w:r>
-    </w:p>
-    <w:p>
-      <w:pPr>
-        <w:pStyle w:val="ListNumber"/>
-      </w:pPr>
-      <w:r>
-        <w:t xml:space="preserve"> **Intent Analysis**: The **AI Agent** analyzes the request and determines it needs to use the `show-protections` tool with a filter for "Log4j".</w:t>
-      </w:r>
-    </w:p>
-    <w:p>
-      <w:pPr>
-        <w:pStyle w:val="ListNumber"/>
-      </w:pPr>
-      <w:r>
-        <w:t xml:space="preserve"> **Tool Execution**: The **MCP Client** executes the command against the Check Point Management Server via the MCP server.</w:t>
-      </w:r>
-    </w:p>
-    <w:p>
-      <w:pPr>
-        <w:pStyle w:val="ListNumber"/>
-      </w:pPr>
-      <w:r>
-        <w:t xml:space="preserve"> **Response Generation**: The raw data from the Management Server is returned to the AI Agent, which summarizes it into a human-readable response.</w:t>
-      </w:r>
-    </w:p>
-    <w:p>
-      <w:pPr>
-        <w:pStyle w:val="ListNumber"/>
-      </w:pPr>
-      <w:r>
-        <w:t xml:space="preserve"> **Reply**: The agent sends the formatted answer back to the chat.</w:t>
-      </w:r>
-    </w:p>
-    <w:p>
-      <w:pPr>
-        <w:pStyle w:val="Heading2"/>
-      </w:pPr>
-      <w:r>
-        <w:t>Best Practices</w:t>
-      </w:r>
-    </w:p>
-    <w:p>
-      <w:pPr>
-        <w:pStyle w:val="ListBullet"/>
-      </w:pPr>
-      <w:r>
-        <w:t xml:space="preserve">  **Specific Requests**: The more specific your request, the better the agent can filter the data (e.g., instead of "show protections", try "show active protections with high severity").</w:t>
-      </w:r>
-    </w:p>
-    <w:p>
-      <w:pPr>
-        <w:pStyle w:val="ListBullet"/>
-      </w:pPr>
-      <w:r>
-        <w:t xml:space="preserve">  **Verify Actions**: For critical actions like `install-policy`, always verify the changes in the Management Console or ask the agent to confirm the details before execution.</w:t>
-      </w:r>
-    </w:p>
-    <w:p>
-      <w:pPr>
-        <w:pStyle w:val="ListBullet"/>
-      </w:pPr>
-      <w:r>
-        <w:t xml:space="preserve">  **Context Usage**: Leverage the memory by asking follow-up questions. If you just retrieved a list of profiles, you can say "export *that* list to JSON" without restating the whole query.</w:t>
+      <w:r>
+        <w:t>needs, and never more than 128</w:t>
       </w:r>
     </w:p>
     <w:sectPr>
